--- a/Cours/6eme/SaintExupery/Chapitre_9_3/Documents/Chapitre 9 - Partie 3 - Triangles particuliers (Complet).docx
+++ b/Cours/6eme/SaintExupery/Chapitre_9_3/Documents/Chapitre 9 - Partie 3 - Triangles particuliers (Complet).docx
@@ -2145,6 +2145,11 @@
             <w:vAlign w:val="center"/>
           </w:tcPr>
           <w:p>
+            <w:pPr>
+              <w:rPr>
+                <w:rFonts w:eastAsiaTheme="minorEastAsia"/>
+              </w:rPr>
+            </w:pPr>
             <w:r>
               <w:t xml:space="preserve">Le triangle GHI est </w:t>
             </w:r>
@@ -2192,6 +2197,27 @@
                 <w:rFonts w:eastAsiaTheme="minorEastAsia"/>
               </w:rPr>
               <w:t xml:space="preserve"> </w:t>
+            </w:r>
+          </w:p>
+          <w:p>
+            <w:r>
+              <w:rPr>
+                <w:rFonts w:eastAsiaTheme="minorEastAsia"/>
+              </w:rPr>
+              <w:t xml:space="preserve">Le côté en face de l’angle droit est appelé </w:t>
+            </w:r>
+            <w:r>
+              <w:rPr>
+                <w:rFonts w:eastAsiaTheme="minorEastAsia"/>
+                <w:color w:val="FF0000"/>
+              </w:rPr>
+              <w:t>hypoténuse</w:t>
+            </w:r>
+            <w:r>
+              <w:rPr>
+                <w:rFonts w:eastAsiaTheme="minorEastAsia"/>
+              </w:rPr>
+              <w:t>.</w:t>
             </w:r>
           </w:p>
         </w:tc>
